--- a/PODSV-presentation-text.docx
+++ b/PODSV-presentation-text.docx
@@ -3,36 +3,28 @@
 <w:document xmlns:wpc="http://schemas.microsoft.com/office/word/2010/wordprocessingCanvas" xmlns:cx="http://schemas.microsoft.com/office/drawing/2014/chartex" xmlns:cx1="http://schemas.microsoft.com/office/drawing/2015/9/8/chartex" xmlns:cx2="http://schemas.microsoft.com/office/drawing/2015/10/21/chartex" xmlns:cx3="http://schemas.microsoft.com/office/drawing/2016/5/9/chartex" xmlns:cx4="http://schemas.microsoft.com/office/drawing/2016/5/10/chartex" xmlns:cx5="http://schemas.microsoft.com/office/drawing/2016/5/11/chartex" xmlns:cx6="http://schemas.microsoft.com/office/drawing/2016/5/12/chartex" xmlns:cx7="http://schemas.microsoft.com/office/drawing/2016/5/13/chartex" xmlns:cx8="http://schemas.microsoft.com/office/drawing/2016/5/14/chartex" xmlns:mc="http://schemas.openxmlformats.org/markup-compatibility/2006" xmlns:aink="http://schemas.microsoft.com/office/drawing/2016/ink" xmlns:am3d="http://schemas.microsoft.com/office/drawing/2017/model3d" xmlns:o="urn:schemas-microsoft-com:office:office" xmlns:oel="http://schemas.microsoft.com/office/2019/extlst" xmlns:r="http://schemas.openxmlformats.org/officeDocument/2006/relationships" xmlns:m="http://schemas.openxmlformats.org/officeDocument/2006/math" xmlns:v="urn:schemas-microsoft-com:vml" xmlns:wp14="http://schemas.microsoft.com/office/word/2010/wordprocessingDrawing" xmlns:wp="http://schemas.openxmlformats.org/drawingml/2006/wordprocessingDrawing" xmlns:w10="urn:schemas-microsoft-com:office:word" xmlns:w="http://schemas.openxmlformats.org/wordprocessingml/2006/main" xmlns:w14="http://schemas.microsoft.com/office/word/2010/wordml" xmlns:w15="http://schemas.microsoft.com/office/word/2012/wordml" xmlns:w16cex="http://schemas.microsoft.com/office/word/2018/wordml/cex" xmlns:w16cid="http://schemas.microsoft.com/office/word/2016/wordml/cid" xmlns:w16="http://schemas.microsoft.com/office/word/2018/wordml" xmlns:w16du="http://schemas.microsoft.com/office/word/2023/wordml/word16du" xmlns:w16sdtdh="http://schemas.microsoft.com/office/word/2020/wordml/sdtdatahash" xmlns:w16sdtfl="http://schemas.microsoft.com/office/word/2024/wordml/sdtformatlock" xmlns:w16se="http://schemas.microsoft.com/office/word/2015/wordml/symex" xmlns:wpg="http://schemas.microsoft.com/office/word/2010/wordprocessingGroup" xmlns:wpi="http://schemas.microsoft.com/office/word/2010/wordprocessingInk" xmlns:wne="http://schemas.microsoft.com/office/word/2006/wordml" xmlns:wps="http://schemas.microsoft.com/office/word/2010/wordprocessingShape" mc:Ignorable="w14 w15 w16se w16cid w16 w16cex w16sdtdh w16sdtfl w16du wp14">
   <w:body>
     <w:p>
-      <w:pPr>
-        <w:rPr>
-          <w:lang w:val="en-GB"/>
-        </w:rPr>
-      </w:pPr>
-      <w:r>
-        <w:rPr>
-          <w:lang w:val="en-GB"/>
-        </w:rPr>
+      <w:r>
         <w:t>PODSV presentation text</w:t>
       </w:r>
     </w:p>
     <w:p>
-      <w:pPr>
-        <w:rPr>
-          <w:lang w:val="fr-FR"/>
-        </w:rPr>
-      </w:pPr>
       <w:r>
         <w:rPr>
           <w:highlight w:val="cyan"/>
-          <w:lang w:val="fr-FR"/>
         </w:rPr>
         <w:t>Angi</w:t>
       </w:r>
       <w:r>
-        <w:rPr>
-          <w:lang w:val="fr-FR"/>
-        </w:rPr>
-        <w:t xml:space="preserve"> 2’ </w:t>
+        <w:t xml:space="preserve"> </w:t>
+      </w:r>
+      <w:r>
+        <w:t>3</w:t>
+      </w:r>
+      <w:r>
+        <w:t xml:space="preserve">’ </w:t>
+      </w:r>
+      <w:r>
+        <w:t>(fertige text)</w:t>
       </w:r>
     </w:p>
     <w:p>
@@ -45,38 +37,40 @@
       <w:r>
         <w:t xml:space="preserve"> </w:t>
       </w:r>
-      <w:proofErr w:type="spellStart"/>
-      <w:r>
-        <w:t>biz</w:t>
-      </w:r>
-      <w:proofErr w:type="spellEnd"/>
-      <w:r>
-        <w:t xml:space="preserve"> </w:t>
-      </w:r>
-      <w:proofErr w:type="spellStart"/>
-      <w:r>
-        <w:t>meh</w:t>
-      </w:r>
-      <w:proofErr w:type="spellEnd"/>
-      <w:r>
-        <w:t xml:space="preserve"> als </w:t>
+      <w:r>
+        <w:t xml:space="preserve">biz meh als </w:t>
       </w:r>
       <w:r>
         <w:t>2’</w:t>
       </w:r>
     </w:p>
     <w:p>
+      <w:pPr>
+        <w:rPr>
+          <w:lang w:val="en-GB"/>
+        </w:rPr>
+      </w:pPr>
       <w:r>
         <w:rPr>
           <w:highlight w:val="magenta"/>
+          <w:lang w:val="en-GB"/>
         </w:rPr>
         <w:t>Person 2</w:t>
       </w:r>
       <w:r>
+        <w:rPr>
+          <w:lang w:val="en-GB"/>
+        </w:rPr>
         <w:t xml:space="preserve"> knapp 2’</w:t>
       </w:r>
     </w:p>
-    <w:p/>
+    <w:p>
+      <w:pPr>
+        <w:rPr>
+          <w:lang w:val="en-GB"/>
+        </w:rPr>
+      </w:pPr>
+    </w:p>
     <w:p>
       <w:pPr>
         <w:rPr>
@@ -182,21 +176,7 @@
         <w:rPr>
           <w:lang w:val="en-GB"/>
         </w:rPr>
-        <w:t>"...</w:t>
-      </w:r>
-      <w:proofErr w:type="gramStart"/>
-      <w:r>
-        <w:rPr>
-          <w:lang w:val="en-GB"/>
-        </w:rPr>
-        <w:t>yeah</w:t>
-      </w:r>
-      <w:proofErr w:type="gramEnd"/>
-      <w:r>
-        <w:rPr>
-          <w:lang w:val="en-GB"/>
-        </w:rPr>
-        <w:t xml:space="preserve"> okay that's me. Let's see."</w:t>
+        <w:t>"...yeah okay that's me. Let's see."</w:t>
       </w:r>
     </w:p>
     <w:p>
@@ -416,6 +396,11 @@
       </w:r>
     </w:p>
     <w:p>
+      <w:pPr>
+        <w:rPr>
+          <w:lang w:val="en-GB"/>
+        </w:rPr>
+      </w:pPr>
       <w:r>
         <w:rPr>
           <w:lang w:val="en-GB"/>
@@ -540,21 +525,7 @@
         <w:rPr>
           <w:lang w:val="en-GB"/>
         </w:rPr>
-        <w:t xml:space="preserve">Jonas is why the interactive slider in section six exists. The insight from building him </w:t>
-      </w:r>
-      <w:proofErr w:type="gramStart"/>
-      <w:r>
-        <w:rPr>
-          <w:lang w:val="en-GB"/>
-        </w:rPr>
-        <w:t>was:</w:t>
-      </w:r>
-      <w:proofErr w:type="gramEnd"/>
-      <w:r>
-        <w:rPr>
-          <w:lang w:val="en-GB"/>
-        </w:rPr>
-        <w:t xml:space="preserve"> this person doesn't just want to read about data. They want to know — what about </w:t>
+        <w:t xml:space="preserve">Jonas is why the interactive slider in section six exists. The insight from building him was: this person doesn't just want to read about data. They want to know — what about </w:t>
       </w:r>
       <w:r>
         <w:rPr>
@@ -615,27 +586,40 @@
         <w:rPr>
           <w:lang w:val="en-GB"/>
         </w:rPr>
-        <w:t>"Knowing our audience, we had to decide what to build. We went with an explanatory format — meaning we guide the reader through the insights rather than just dumping the data on them.</w:t>
-      </w:r>
-    </w:p>
-    <w:p>
-      <w:pPr>
-        <w:rPr>
-          <w:lang w:val="en-GB"/>
-        </w:rPr>
-      </w:pPr>
-      <w:r>
-        <w:rPr>
-          <w:lang w:val="en-GB"/>
-        </w:rPr>
-        <w:t xml:space="preserve">But explanatory alone isn't enough to justify a full data story over a dashboard. The difference is narrative — a dashboard has the data and the visuals, but it has no </w:t>
+        <w:t>"Knowing our audience, we had to decide what to build. We went with an explanatory format — meaning we guide the reader through the insights rather than just dumping the data on them. Lena and Jonas aren't coming in with a research question. They need someone to show them what's interesting and why it matters.</w:t>
+      </w:r>
+    </w:p>
+    <w:p>
+      <w:pPr>
+        <w:rPr>
+          <w:lang w:val="en-GB"/>
+        </w:rPr>
+      </w:pPr>
+      <w:r>
+        <w:rPr>
+          <w:lang w:val="en-GB"/>
+        </w:rPr>
+        <w:t xml:space="preserve">But explanatory alone isn't enough to justify a full data story over a dashboard. A dashboard gives you the data and the visuals — but it puts all the work on the reader. </w:t>
       </w:r>
       <w:r>
         <w:rPr>
           <w:lang w:val="en-GB"/>
         </w:rPr>
         <w:lastRenderedPageBreak/>
-        <w:t>narrator, no sequence, no reason to keep reading. A data story has all three. That's why we chose this format."</w:t>
+        <w:t>You open it, you see charts, and you have to figure out what to take away. There's no narrator, no sequence, no reason to keep reading.</w:t>
+      </w:r>
+    </w:p>
+    <w:p>
+      <w:pPr>
+        <w:rPr>
+          <w:lang w:val="en-GB"/>
+        </w:rPr>
+      </w:pPr>
+      <w:r>
+        <w:rPr>
+          <w:lang w:val="en-GB"/>
+        </w:rPr>
+        <w:t>"A data story has all three: data, visuals, and narrative. The guided part makes sure no one gets lost in the numbers — and once they understand the landscape, the slider at the end lets them explore it for themselves."</w:t>
       </w:r>
     </w:p>
     <w:p>
@@ -716,26 +700,15 @@
         <w:rPr>
           <w:lang w:val="en-GB"/>
         </w:rPr>
-        <w:t xml:space="preserve">Each chart type has a reason for </w:t>
-      </w:r>
-      <w:proofErr w:type="spellStart"/>
-      <w:proofErr w:type="gramStart"/>
-      <w:r>
-        <w:rPr>
-          <w:lang w:val="en-GB"/>
-        </w:rPr>
-        <w:t>it’s</w:t>
-      </w:r>
-      <w:proofErr w:type="spellEnd"/>
-      <w:proofErr w:type="gramEnd"/>
-      <w:r>
-        <w:rPr>
-          <w:lang w:val="en-GB"/>
-        </w:rPr>
-        <w:t xml:space="preserve"> usage</w:t>
-      </w:r>
-    </w:p>
-    <w:p>
+        <w:t>Each chart type has a reason for it’s usage</w:t>
+      </w:r>
+    </w:p>
+    <w:p>
+      <w:pPr>
+        <w:rPr>
+          <w:lang w:val="en-GB"/>
+        </w:rPr>
+      </w:pPr>
       <w:r>
         <w:rPr>
           <w:lang w:val="en-GB"/>
@@ -774,21 +747,7 @@
         <w:rPr>
           <w:lang w:val="en-GB"/>
         </w:rPr>
-        <w:t xml:space="preserve">"Section two had two jobs — show how each feature relates to </w:t>
-      </w:r>
-      <w:proofErr w:type="gramStart"/>
-      <w:r>
-        <w:rPr>
-          <w:lang w:val="en-GB"/>
-        </w:rPr>
-        <w:t>popularity, and</w:t>
-      </w:r>
-      <w:proofErr w:type="gramEnd"/>
-      <w:r>
-        <w:rPr>
-          <w:lang w:val="en-GB"/>
-        </w:rPr>
-        <w:t xml:space="preserve"> show how all features relate to each other. Scatterplot for the first, heatmap for the second. Two different questions, two different charts."</w:t>
+        <w:t>"Section two had two jobs — show how each feature relates to popularity, and show how all features relate to each other. Scatterplot for the first, heatmap for the second. Two different questions, two different charts."</w:t>
       </w:r>
     </w:p>
     <w:p>
@@ -856,6 +815,7 @@
         <w:rPr>
           <w:lang w:val="en-GB"/>
         </w:rPr>
+        <w:lastRenderedPageBreak/>
         <w:t>"Section four is a direct comparison — hits versus non-hits across several feature averages. Grouped bar chart, simple as that. It puts both groups side by side and the differences are immediately visible."</w:t>
       </w:r>
     </w:p>
@@ -877,11 +837,15 @@
           <w:highlight w:val="yellow"/>
           <w:lang w:val="en-GB"/>
         </w:rPr>
-        <w:lastRenderedPageBreak/>
         <w:t>Chart 5</w:t>
       </w:r>
     </w:p>
     <w:p>
+      <w:pPr>
+        <w:rPr>
+          <w:lang w:val="en-GB"/>
+        </w:rPr>
+      </w:pPr>
       <w:r>
         <w:rPr>
           <w:lang w:val="en-GB"/>
@@ -997,29 +961,7 @@
         <w:rPr>
           <w:lang w:val="en-GB"/>
         </w:rPr>
-        <w:t xml:space="preserve"> — hover tooltips on every chart. Exact values on demand, without </w:t>
-      </w:r>
-      <w:proofErr w:type="spellStart"/>
-      <w:proofErr w:type="gramStart"/>
-      <w:r>
-        <w:rPr>
-          <w:lang w:val="en-GB"/>
-        </w:rPr>
-        <w:t>labeling</w:t>
-      </w:r>
-      <w:proofErr w:type="spellEnd"/>
-      <w:r>
-        <w:rPr>
-          <w:lang w:val="en-GB"/>
-        </w:rPr>
-        <w:t xml:space="preserve"> everything at all times</w:t>
-      </w:r>
-      <w:proofErr w:type="gramEnd"/>
-      <w:r>
-        <w:rPr>
-          <w:lang w:val="en-GB"/>
-        </w:rPr>
-        <w:t>. Purpose: serve both the reader who skims and the one who digs."</w:t>
+        <w:t xml:space="preserve"> — hover tooltips on every chart. Exact values on demand, without labeling everything at all times. Purpose: serve both the reader who skims and the one who digs."</w:t>
       </w:r>
     </w:p>
     <w:p>
@@ -1113,189 +1055,101 @@
         <w:rPr>
           <w:lang w:val="en-GB"/>
         </w:rPr>
-        <w:t xml:space="preserve">"Okay. So now I </w:t>
-      </w:r>
-      <w:proofErr w:type="gramStart"/>
-      <w:r>
-        <w:rPr>
-          <w:lang w:val="en-GB"/>
-        </w:rPr>
-        <w:t>actually understand</w:t>
-      </w:r>
-      <w:proofErr w:type="gramEnd"/>
-      <w:r>
-        <w:rPr>
-          <w:lang w:val="en-GB"/>
-        </w:rPr>
-        <w:t xml:space="preserve"> what I'm looking at.</w:t>
-      </w:r>
-    </w:p>
-    <w:p>
-      <w:pPr>
-        <w:rPr>
-          <w:lang w:val="en-GB"/>
-        </w:rPr>
-      </w:pPr>
-      <w:r>
-        <w:rPr>
-          <w:lang w:val="en-GB"/>
-        </w:rPr>
-        <w:t>Let me put in my track."</w:t>
-      </w:r>
-    </w:p>
-    <w:p>
-      <w:pPr>
-        <w:rPr>
-          <w:lang w:val="en-GB"/>
-        </w:rPr>
-      </w:pPr>
-      <w:r>
-        <w:rPr>
-          <w:b/>
-          <w:bCs/>
-          <w:lang w:val="en-GB"/>
-        </w:rPr>
-        <w:t>[Drag the sliders one by one, saying each value out loud:]</w:t>
-      </w:r>
-    </w:p>
-    <w:p>
-      <w:pPr>
-        <w:rPr>
-          <w:lang w:val="en-GB"/>
-        </w:rPr>
-      </w:pPr>
+        <w:t>“Okay now that I have put in my data let me see”</w:t>
+      </w:r>
+    </w:p>
+    <w:p>
+      <w:pPr>
+        <w:rPr>
+          <w:lang w:val="en-GB"/>
+        </w:rPr>
+      </w:pPr>
+      <w:r>
+        <w:rPr>
+          <w:lang w:val="en-GB"/>
+        </w:rPr>
+        <w:lastRenderedPageBreak/>
+        <w:t>"Average popularity of tracks like mine: [X] out of 100."</w:t>
+      </w:r>
+    </w:p>
+    <w:p>
+      <w:pPr>
+        <w:rPr>
+          <w:lang w:val="en-GB"/>
+        </w:rPr>
+      </w:pPr>
+      <w:r>
+        <w:rPr>
+          <w:lang w:val="en-GB"/>
+        </w:rPr>
+        <w:t>[Pause. Look up from the screen.]</w:t>
+      </w:r>
+    </w:p>
+    <w:p>
+      <w:pPr>
+        <w:rPr>
+          <w:lang w:val="en-GB"/>
+        </w:rPr>
+      </w:pPr>
+      <w:r>
+        <w:rPr>
+          <w:lang w:val="en-GB"/>
+        </w:rPr>
+        <w:t xml:space="preserve">"And this is actually the moment the whole design leads to. We spent a lot of time deciding how to get a user like Lena or Jonas to </w:t>
+      </w:r>
       <w:r>
         <w:rPr>
           <w:i/>
           <w:iCs/>
           <w:lang w:val="en-GB"/>
         </w:rPr>
-        <w:t>Fill in your real values — example pacing:</w:t>
-      </w:r>
-    </w:p>
-    <w:p>
-      <w:pPr>
-        <w:rPr>
-          <w:lang w:val="en-GB"/>
-        </w:rPr>
-      </w:pPr>
-      <w:r>
-        <w:rPr>
-          <w:lang w:val="en-GB"/>
-        </w:rPr>
-        <w:lastRenderedPageBreak/>
-        <w:t xml:space="preserve">"Danceability — it's pretty atmospheric, not really made to dance to... 0.35. Energy — moderate, not a banger, not ambient... 0.5. Valence — </w:t>
-      </w:r>
-      <w:proofErr w:type="gramStart"/>
-      <w:r>
-        <w:rPr>
-          <w:lang w:val="en-GB"/>
-        </w:rPr>
-        <w:t>honestly</w:t>
-      </w:r>
-      <w:proofErr w:type="gramEnd"/>
-      <w:r>
-        <w:rPr>
-          <w:lang w:val="en-GB"/>
-        </w:rPr>
-        <w:t xml:space="preserve"> it's kind of melancholic... 0.3. </w:t>
-      </w:r>
-      <w:proofErr w:type="spellStart"/>
-      <w:r>
-        <w:rPr>
-          <w:lang w:val="en-GB"/>
-        </w:rPr>
-        <w:t>Acousticness</w:t>
-      </w:r>
-      <w:proofErr w:type="spellEnd"/>
-      <w:r>
-        <w:rPr>
-          <w:lang w:val="en-GB"/>
-        </w:rPr>
-        <w:t xml:space="preserve"> — mostly produced, a bit of live stuff... 0.2. Tempo — around 95 BPM."</w:t>
-      </w:r>
-    </w:p>
-    <w:p>
-      <w:pPr>
-        <w:rPr>
-          <w:lang w:val="en-GB"/>
-        </w:rPr>
-      </w:pPr>
-      <w:r>
-        <w:rPr>
-          <w:b/>
-          <w:bCs/>
-          <w:lang w:val="en-GB"/>
-        </w:rPr>
-        <w:t>[Read the result. Don't pre-script the reaction — let it be genuine.]</w:t>
-      </w:r>
-    </w:p>
-    <w:p>
-      <w:pPr>
-        <w:rPr>
-          <w:lang w:val="en-GB"/>
-        </w:rPr>
-      </w:pPr>
-      <w:r>
-        <w:rPr>
-          <w:lang w:val="en-GB"/>
-        </w:rPr>
-        <w:t>"Average popularity of tracks like mine: [X] out of 100."</w:t>
-      </w:r>
-    </w:p>
-    <w:p>
-      <w:pPr>
-        <w:rPr>
-          <w:lang w:val="en-GB"/>
-        </w:rPr>
-      </w:pPr>
-      <w:r>
-        <w:rPr>
-          <w:b/>
-          <w:bCs/>
-          <w:lang w:val="en-GB"/>
-        </w:rPr>
-        <w:t>[Whatever the number, make the point — high or low it works:]</w:t>
-      </w:r>
-    </w:p>
-    <w:p>
-      <w:pPr>
-        <w:rPr>
-          <w:lang w:val="en-GB"/>
-        </w:rPr>
-      </w:pPr>
-      <w:r>
-        <w:rPr>
-          <w:lang w:val="en-GB"/>
-        </w:rPr>
-        <w:t>"Which — and this is the whole thesis — is an average, not a prediction. There are tracks exactly like mine with millions of streams. And there are tracks exactly like mine with 23 plays.</w:t>
-      </w:r>
-    </w:p>
-    <w:p>
-      <w:pPr>
-        <w:rPr>
-          <w:lang w:val="en-GB"/>
-        </w:rPr>
-      </w:pPr>
-      <w:r>
-        <w:rPr>
-          <w:lang w:val="en-GB"/>
-        </w:rPr>
-        <w:t xml:space="preserve">The audio features barely explain it. The algorithm, the timing, the playlist placement — that's what </w:t>
-      </w:r>
-      <w:proofErr w:type="gramStart"/>
-      <w:r>
-        <w:rPr>
-          <w:lang w:val="en-GB"/>
-        </w:rPr>
-        <w:t>actually drives</w:t>
-      </w:r>
-      <w:proofErr w:type="gramEnd"/>
-      <w:r>
-        <w:rPr>
-          <w:lang w:val="en-GB"/>
-        </w:rPr>
-        <w:t xml:space="preserve"> it. And none of that is in a dataset."</w:t>
+        <w:t>this</w:t>
+      </w:r>
+      <w:r>
+        <w:rPr>
+          <w:lang w:val="en-GB"/>
+        </w:rPr>
+        <w:t xml:space="preserve"> point — where they're not reading about someone else's data, they're putting in their own values and getting a result that feels personal.</w:t>
+      </w:r>
+    </w:p>
+    <w:p>
+      <w:pPr>
+        <w:rPr>
+          <w:lang w:val="en-GB"/>
+        </w:rPr>
+      </w:pPr>
+      <w:r>
+        <w:rPr>
+          <w:lang w:val="en-GB"/>
+        </w:rPr>
+        <w:t>That only works because of everything before it. The guided narrative, the genre comparisons, the hits versus non-hits — that's all orientation. By the time you reach the slider, you already know what danceability means in context, you've seen where Metal sits versus Jazz, you understand that the number you're about to get is an average, not a verdict.</w:t>
+      </w:r>
+    </w:p>
+    <w:p>
+      <w:pPr>
+        <w:rPr>
+          <w:lang w:val="en-GB"/>
+        </w:rPr>
+      </w:pPr>
+      <w:r>
+        <w:rPr>
+          <w:lang w:val="en-GB"/>
+        </w:rPr>
+        <w:t xml:space="preserve">That's the martini glass. That's why we chose explanatory over a dashboard. And that's why the slider is at the </w:t>
+      </w:r>
+      <w:r>
+        <w:rPr>
+          <w:i/>
+          <w:iCs/>
+          <w:lang w:val="en-GB"/>
+        </w:rPr>
+        <w:t>end</w:t>
+      </w:r>
+      <w:r>
+        <w:rPr>
+          <w:lang w:val="en-GB"/>
+        </w:rPr>
+        <w:t xml:space="preserve"> and not the beginning."</w:t>
       </w:r>
     </w:p>
     <w:p>
@@ -1320,24 +1174,17 @@
       </w:r>
     </w:p>
     <w:p>
-      <w:pPr>
-        <w:rPr>
-          <w:lang w:val="en-GB"/>
-        </w:rPr>
-      </w:pPr>
-      <w:r>
-        <w:rPr>
-          <w:lang w:val="en-GB"/>
-        </w:rPr>
-        <w:t>"The design tells a consistent story — and theory made every choice defensible.</w:t>
-      </w:r>
-    </w:p>
-    <w:p>
-      <w:r>
-        <w:rPr>
-          <w:lang w:val="en-GB"/>
-        </w:rPr>
-        <w:t>The story is live at the link on screen. Thank you."</w:t>
+      <w:r>
+        <w:rPr>
+          <w:lang w:val="en-GB"/>
+        </w:rPr>
+        <w:t>"Every choice we made — the format, the narrator voice, the martini glass structure, the slider at the end — we can point to a reason. That's what the theory gave us. Not a constraint, but a language to argue for what we built. The story is live, the link is there, and we're happy to take questions. Th</w:t>
+      </w:r>
+      <w:r>
+        <w:rPr>
+          <w:lang w:val="en-GB"/>
+        </w:rPr>
+        <w:t>ank you</w:t>
       </w:r>
     </w:p>
     <w:p>
